--- a/DAY-3/04_Stashing_in_Git.docx
+++ b/DAY-3/04_Stashing_in_Git.docx
@@ -1,6 +1,6 @@
 
 <file path=word/document.xml><?xml version="1.0" encoding="utf-8"?>
-<w:document xmlns:wpc="http://schemas.microsoft.com/office/word/2010/wordprocessingCanvas" xmlns:cx="http://schemas.microsoft.com/office/drawing/2014/chartex" xmlns:cx1="http://schemas.microsoft.com/office/drawing/2015/9/8/chartex" xmlns:cx2="http://schemas.microsoft.com/office/drawing/2015/10/21/chartex" xmlns:cx3="http://schemas.microsoft.com/office/drawing/2016/5/9/chartex" xmlns:cx4="http://schemas.microsoft.com/office/drawing/2016/5/10/chartex" xmlns:cx5="http://schemas.microsoft.com/office/drawing/2016/5/11/chartex" xmlns:cx6="http://schemas.microsoft.com/office/drawing/2016/5/12/chartex" xmlns:cx7="http://schemas.microsoft.com/office/drawing/2016/5/13/chartex" xmlns:cx8="http://schemas.microsoft.com/office/drawing/2016/5/14/chartex" xmlns:mc="http://schemas.openxmlformats.org/markup-compatibility/2006" xmlns:aink="http://schemas.microsoft.com/office/drawing/2016/ink" xmlns:am3d="http://schemas.microsoft.com/office/drawing/2017/model3d" xmlns:o="urn:schemas-microsoft-com:office:office" xmlns:oel="http://schemas.microsoft.com/office/2019/extlst" xmlns:r="http://schemas.openxmlformats.org/officeDocument/2006/relationships" xmlns:m="http://schemas.openxmlformats.org/officeDocument/2006/math" xmlns:v="urn:schemas-microsoft-com:vml" xmlns:wp14="http://schemas.microsoft.com/office/word/2010/wordprocessingDrawing" xmlns:wp="http://schemas.openxmlformats.org/drawingml/2006/wordprocessingDrawing" xmlns:w10="urn:schemas-microsoft-com:office:word" xmlns:w="http://schemas.openxmlformats.org/wordprocessingml/2006/main" xmlns:w14="http://schemas.microsoft.com/office/word/2010/wordml" xmlns:w15="http://schemas.microsoft.com/office/word/2012/wordml" xmlns:w16cex="http://schemas.microsoft.com/office/word/2018/wordml/cex" xmlns:w16cid="http://schemas.microsoft.com/office/word/2016/wordml/cid" xmlns:w16="http://schemas.microsoft.com/office/word/2018/wordml" xmlns:w16du="http://schemas.microsoft.com/office/word/2023/wordml/word16du" xmlns:w16sdtdh="http://schemas.microsoft.com/office/word/2020/wordml/sdtdatahash" xmlns:w16sdtfl="http://schemas.microsoft.com/office/word/2024/wordml/sdtformatlock" xmlns:w16se="http://schemas.microsoft.com/office/word/2015/wordml/symex" xmlns:wpg="http://schemas.microsoft.com/office/word/2010/wordprocessingGroup" xmlns:wpi="http://schemas.microsoft.com/office/word/2010/wordprocessingInk" xmlns:wne="http://schemas.microsoft.com/office/word/2006/wordml" xmlns:wps="http://schemas.microsoft.com/office/word/2010/wordprocessingShape" mc:Ignorable="w14 w15 w16se w16cid w16 w16cex w16sdtdh w16sdtfl w16du wp14">
+<w:document xmlns:wpc="http://schemas.microsoft.com/office/word/2010/wordprocessingCanvas" xmlns:cx="http://schemas.microsoft.com/office/drawing/2014/chartex" xmlns:cx1="http://schemas.microsoft.com/office/drawing/2015/9/8/chartex" xmlns:cx2="http://schemas.microsoft.com/office/drawing/2015/10/21/chartex" xmlns:cx3="http://schemas.microsoft.com/office/drawing/2016/5/9/chartex" xmlns:cx4="http://schemas.microsoft.com/office/drawing/2016/5/10/chartex" xmlns:cx5="http://schemas.microsoft.com/office/drawing/2016/5/11/chartex" xmlns:cx6="http://schemas.microsoft.com/office/drawing/2016/5/12/chartex" xmlns:cx7="http://schemas.microsoft.com/office/drawing/2016/5/13/chartex" xmlns:cx8="http://schemas.microsoft.com/office/drawing/2016/5/14/chartex" xmlns:mc="http://schemas.openxmlformats.org/markup-compatibility/2006" xmlns:aink="http://schemas.microsoft.com/office/drawing/2016/ink" xmlns:am3d="http://schemas.microsoft.com/office/drawing/2017/model3d" xmlns:o="urn:schemas-microsoft-com:office:office" xmlns:oel="http://schemas.microsoft.com/office/2019/extlst" xmlns:r="http://schemas.openxmlformats.org/officeDocument/2006/relationships" xmlns:m="http://schemas.openxmlformats.org/officeDocument/2006/math" xmlns:v="urn:schemas-microsoft-com:vml" xmlns:wp14="http://schemas.microsoft.com/office/word/2010/wordprocessingDrawing" xmlns:wp="http://schemas.openxmlformats.org/drawingml/2006/wordprocessingDrawing" xmlns:w10="urn:schemas-microsoft-com:office:word" xmlns:w="http://schemas.openxmlformats.org/wordprocessingml/2006/main" xmlns:w14="http://schemas.microsoft.com/office/word/2010/wordml" xmlns:w15="http://schemas.microsoft.com/office/word/2012/wordml" xmlns:w16cei="http://schemas.microsoft.com/office/word/2026/wordml/cei" xmlns:w16cex="http://schemas.microsoft.com/office/word/2018/wordml/cex" xmlns:w16cid="http://schemas.microsoft.com/office/word/2016/wordml/cid" xmlns:w16="http://schemas.microsoft.com/office/word/2018/wordml" xmlns:w16du="http://schemas.microsoft.com/office/word/2023/wordml/word16du" xmlns:w16sdtdh="http://schemas.microsoft.com/office/word/2020/wordml/sdtdatahash" xmlns:w16sdtfl="http://schemas.microsoft.com/office/word/2024/wordml/sdtformatlock" xmlns:w16se="http://schemas.microsoft.com/office/word/2015/wordml/symex" xmlns:wpg="http://schemas.microsoft.com/office/word/2010/wordprocessingGroup" xmlns:wpi="http://schemas.microsoft.com/office/word/2010/wordprocessingInk" xmlns:wne="http://schemas.microsoft.com/office/word/2006/wordml" xmlns:wps="http://schemas.microsoft.com/office/word/2010/wordprocessingShape" mc:Ignorable="w14 w15 w16se w16cid w16 w16cex w16sdtdh w16sdtfl w16du wp14">
   <w:body>
     <w:p>
       <w:pPr>
@@ -877,6 +877,7 @@
         </w:rPr>
         <w:br/>
       </w:r>
+      <w:proofErr w:type="spellStart"/>
       <w:r>
         <w:rPr>
           <w:rStyle w:val="normaltextrun"/>
@@ -888,8 +889,9 @@
           <w:szCs w:val="24"/>
           <w:shd w:val="clear" w:color="auto" w:fill="FFFFFF"/>
         </w:rPr>
-        <w:t>mkdir stashdem</w:t>
-      </w:r>
+        <w:t>mkdir</w:t>
+      </w:r>
+      <w:proofErr w:type="spellEnd"/>
       <w:r>
         <w:rPr>
           <w:rStyle w:val="normaltextrun"/>
@@ -901,8 +903,36 @@
           <w:szCs w:val="24"/>
           <w:shd w:val="clear" w:color="auto" w:fill="FFFFFF"/>
         </w:rPr>
+        <w:t xml:space="preserve"> </w:t>
+      </w:r>
+      <w:proofErr w:type="spellStart"/>
+      <w:r>
+        <w:rPr>
+          <w:rStyle w:val="normaltextrun"/>
+          <w:rFonts w:ascii="Calibri" w:hAnsi="Calibri" w:cs="Calibri"/>
+          <w:b/>
+          <w:bCs/>
+          <w:color w:val="404040" w:themeColor="text1" w:themeTint="BF"/>
+          <w:sz w:val="24"/>
+          <w:szCs w:val="24"/>
+          <w:shd w:val="clear" w:color="auto" w:fill="FFFFFF"/>
+        </w:rPr>
+        <w:t>stashdem</w:t>
+      </w:r>
+      <w:r>
+        <w:rPr>
+          <w:rStyle w:val="normaltextrun"/>
+          <w:rFonts w:ascii="Calibri" w:hAnsi="Calibri" w:cs="Calibri"/>
+          <w:b/>
+          <w:bCs/>
+          <w:color w:val="404040" w:themeColor="text1" w:themeTint="BF"/>
+          <w:sz w:val="24"/>
+          <w:szCs w:val="24"/>
+          <w:shd w:val="clear" w:color="auto" w:fill="FFFFFF"/>
+        </w:rPr>
         <w:t>o</w:t>
       </w:r>
+      <w:proofErr w:type="spellEnd"/>
       <w:r>
         <w:rPr>
           <w:rStyle w:val="normaltextrun"/>
@@ -1019,6 +1049,8 @@
         </w:rPr>
         <w:t xml:space="preserve">to </w:t>
       </w:r>
+      <w:proofErr w:type="spellStart"/>
+      <w:proofErr w:type="gramStart"/>
       <w:r>
         <w:rPr>
           <w:rStyle w:val="normaltextrun"/>
@@ -1045,6 +1077,7 @@
         </w:rPr>
         <w:t>o</w:t>
       </w:r>
+      <w:proofErr w:type="spellEnd"/>
       <w:r>
         <w:rPr>
           <w:rStyle w:val="eop"/>
@@ -1056,6 +1089,7 @@
         </w:rPr>
         <w:t xml:space="preserve"> :</w:t>
       </w:r>
+      <w:proofErr w:type="gramEnd"/>
       <w:r>
         <w:rPr>
           <w:rStyle w:val="eop"/>
@@ -1078,7 +1112,35 @@
           <w:szCs w:val="24"/>
           <w:shd w:val="clear" w:color="auto" w:fill="FFFFFF"/>
         </w:rPr>
-        <w:t>cd stashdemo/</w:t>
+        <w:t xml:space="preserve">cd </w:t>
+      </w:r>
+      <w:proofErr w:type="spellStart"/>
+      <w:r>
+        <w:rPr>
+          <w:rStyle w:val="eop"/>
+          <w:rFonts w:ascii="Calibri" w:hAnsi="Calibri" w:cs="Calibri"/>
+          <w:b/>
+          <w:bCs/>
+          <w:color w:val="404040" w:themeColor="text1" w:themeTint="BF"/>
+          <w:sz w:val="24"/>
+          <w:szCs w:val="24"/>
+          <w:shd w:val="clear" w:color="auto" w:fill="FFFFFF"/>
+        </w:rPr>
+        <w:t>stashdemo</w:t>
+      </w:r>
+      <w:proofErr w:type="spellEnd"/>
+      <w:r>
+        <w:rPr>
+          <w:rStyle w:val="eop"/>
+          <w:rFonts w:ascii="Calibri" w:hAnsi="Calibri" w:cs="Calibri"/>
+          <w:b/>
+          <w:bCs/>
+          <w:color w:val="404040" w:themeColor="text1" w:themeTint="BF"/>
+          <w:sz w:val="24"/>
+          <w:szCs w:val="24"/>
+          <w:shd w:val="clear" w:color="auto" w:fill="FFFFFF"/>
+        </w:rPr>
+        <w:t>/</w:t>
       </w:r>
       <w:r>
         <w:rPr>
@@ -1304,8 +1366,23 @@
           <w:szCs w:val="24"/>
           <w:shd w:val="clear" w:color="auto" w:fill="FFFFFF"/>
         </w:rPr>
-        <w:t>git init</w:t>
-      </w:r>
+        <w:t xml:space="preserve">git </w:t>
+      </w:r>
+      <w:proofErr w:type="spellStart"/>
+      <w:r>
+        <w:rPr>
+          <w:rStyle w:val="eop"/>
+          <w:rFonts w:ascii="Calibri" w:hAnsi="Calibri" w:cs="Calibri"/>
+          <w:b/>
+          <w:bCs/>
+          <w:color w:val="404040" w:themeColor="text1" w:themeTint="BF"/>
+          <w:sz w:val="24"/>
+          <w:szCs w:val="24"/>
+          <w:shd w:val="clear" w:color="auto" w:fill="FFFFFF"/>
+        </w:rPr>
+        <w:t>init</w:t>
+      </w:r>
+      <w:proofErr w:type="spellEnd"/>
       <w:r>
         <w:rPr>
           <w:rStyle w:val="eop"/>
@@ -1459,33 +1536,7 @@
           <w:szCs w:val="24"/>
           <w:shd w:val="clear" w:color="auto" w:fill="FFFFFF"/>
         </w:rPr>
-        <w:t xml:space="preserve">echo </w:t>
-      </w:r>
-      <w:r>
-        <w:rPr>
-          <w:rStyle w:val="eop"/>
-          <w:rFonts w:ascii="Calibri" w:hAnsi="Calibri" w:cs="Calibri"/>
-          <w:b/>
-          <w:bCs/>
-          <w:color w:val="404040" w:themeColor="text1" w:themeTint="BF"/>
-          <w:sz w:val="24"/>
-          <w:szCs w:val="24"/>
-          <w:shd w:val="clear" w:color="auto" w:fill="FFFFFF"/>
-        </w:rPr>
-        <w:t>“ ”</w:t>
-      </w:r>
-      <w:r>
-        <w:rPr>
-          <w:rStyle w:val="eop"/>
-          <w:rFonts w:ascii="Calibri" w:hAnsi="Calibri" w:cs="Calibri"/>
-          <w:b/>
-          <w:bCs/>
-          <w:color w:val="404040" w:themeColor="text1" w:themeTint="BF"/>
-          <w:sz w:val="24"/>
-          <w:szCs w:val="24"/>
-          <w:shd w:val="clear" w:color="auto" w:fill="FFFFFF"/>
-        </w:rPr>
-        <w:t>index.txt</w:t>
+        <w:t>echo " " &gt; index.txt</w:t>
       </w:r>
       <w:r>
         <w:rPr>
@@ -1656,8 +1707,23 @@
           <w:szCs w:val="24"/>
           <w:shd w:val="clear" w:color="auto" w:fill="FFFFFF"/>
         </w:rPr>
-        <w:t>git add .</w:t>
-      </w:r>
+        <w:t xml:space="preserve">git </w:t>
+      </w:r>
+      <w:proofErr w:type="gramStart"/>
+      <w:r>
+        <w:rPr>
+          <w:rStyle w:val="eop"/>
+          <w:rFonts w:ascii="Calibri" w:hAnsi="Calibri" w:cs="Calibri"/>
+          <w:b/>
+          <w:bCs/>
+          <w:color w:val="404040" w:themeColor="text1" w:themeTint="BF"/>
+          <w:sz w:val="24"/>
+          <w:szCs w:val="24"/>
+          <w:shd w:val="clear" w:color="auto" w:fill="FFFFFF"/>
+        </w:rPr>
+        <w:t>add .</w:t>
+      </w:r>
+      <w:proofErr w:type="gramEnd"/>
       <w:r>
         <w:rPr>
           <w:rStyle w:val="eop"/>
@@ -1809,18 +1875,7 @@
           <w:szCs w:val="24"/>
           <w:shd w:val="clear" w:color="auto" w:fill="FFFFFF"/>
         </w:rPr>
-        <w:t>git commit -m “created index.txt”</w:t>
-      </w:r>
-      <w:r>
-        <w:rPr>
-          <w:rStyle w:val="eop"/>
-          <w:rFonts w:ascii="Calibri" w:hAnsi="Calibri" w:cs="Calibri"/>
-          <w:color w:val="404040" w:themeColor="text1" w:themeTint="BF"/>
-          <w:sz w:val="24"/>
-          <w:szCs w:val="24"/>
-          <w:shd w:val="clear" w:color="auto" w:fill="FFFFFF"/>
-        </w:rPr>
-        <w:t xml:space="preserve"> </w:t>
+        <w:t>git commit -m "created index.txt"</w:t>
       </w:r>
       <w:r>
         <w:rPr>
@@ -3040,8 +3095,23 @@
           <w:szCs w:val="24"/>
           <w:shd w:val="clear" w:color="auto" w:fill="FFFFFF"/>
         </w:rPr>
-        <w:t>git add .</w:t>
-      </w:r>
+        <w:t xml:space="preserve">git </w:t>
+      </w:r>
+      <w:proofErr w:type="gramStart"/>
+      <w:r>
+        <w:rPr>
+          <w:rStyle w:val="eop"/>
+          <w:rFonts w:ascii="Calibri" w:hAnsi="Calibri" w:cs="Calibri"/>
+          <w:b/>
+          <w:bCs/>
+          <w:color w:val="404040" w:themeColor="text1" w:themeTint="BF"/>
+          <w:sz w:val="24"/>
+          <w:szCs w:val="24"/>
+          <w:shd w:val="clear" w:color="auto" w:fill="FFFFFF"/>
+        </w:rPr>
+        <w:t>add .</w:t>
+      </w:r>
+      <w:proofErr w:type="gramEnd"/>
       <w:r>
         <w:rPr>
           <w:rStyle w:val="eop"/>
@@ -3712,8 +3782,23 @@
           <w:szCs w:val="24"/>
           <w:shd w:val="clear" w:color="auto" w:fill="FFFFFF"/>
         </w:rPr>
-        <w:t>git add .</w:t>
-      </w:r>
+        <w:t xml:space="preserve">git </w:t>
+      </w:r>
+      <w:proofErr w:type="gramStart"/>
+      <w:r>
+        <w:rPr>
+          <w:rStyle w:val="eop"/>
+          <w:rFonts w:ascii="Calibri" w:hAnsi="Calibri" w:cs="Calibri"/>
+          <w:b/>
+          <w:bCs/>
+          <w:color w:val="404040" w:themeColor="text1" w:themeTint="BF"/>
+          <w:sz w:val="24"/>
+          <w:szCs w:val="24"/>
+          <w:shd w:val="clear" w:color="auto" w:fill="FFFFFF"/>
+        </w:rPr>
+        <w:t>add .</w:t>
+      </w:r>
+      <w:proofErr w:type="gramEnd"/>
       <w:r>
         <w:rPr>
           <w:rStyle w:val="eop"/>
@@ -3924,8 +4009,23 @@
           <w:szCs w:val="24"/>
           <w:shd w:val="clear" w:color="auto" w:fill="FFFFFF"/>
         </w:rPr>
-        <w:t>git commit -m “index file add ”</w:t>
-      </w:r>
+        <w:t xml:space="preserve">git commit -m “index file </w:t>
+      </w:r>
+      <w:proofErr w:type="gramStart"/>
+      <w:r>
+        <w:rPr>
+          <w:rStyle w:val="eop"/>
+          <w:rFonts w:ascii="Calibri" w:hAnsi="Calibri" w:cs="Calibri"/>
+          <w:b/>
+          <w:bCs/>
+          <w:color w:val="404040" w:themeColor="text1" w:themeTint="BF"/>
+          <w:sz w:val="24"/>
+          <w:szCs w:val="24"/>
+          <w:shd w:val="clear" w:color="auto" w:fill="FFFFFF"/>
+        </w:rPr>
+        <w:t>add ”</w:t>
+      </w:r>
+      <w:proofErr w:type="gramEnd"/>
       <w:r>
         <w:rPr>
           <w:rStyle w:val="eop"/>
@@ -4978,7 +5078,19 @@
           <w:szCs w:val="24"/>
           <w:shd w:val="clear" w:color="auto" w:fill="FFFFFF"/>
         </w:rPr>
-        <w:t xml:space="preserve">that the </w:t>
+        <w:t xml:space="preserve">that </w:t>
+      </w:r>
+      <w:proofErr w:type="gramStart"/>
+      <w:r>
+        <w:rPr>
+          <w:rStyle w:val="eop"/>
+          <w:rFonts w:ascii="Calibri" w:hAnsi="Calibri" w:cs="Calibri"/>
+          <w:color w:val="404040" w:themeColor="text1" w:themeTint="BF"/>
+          <w:sz w:val="24"/>
+          <w:szCs w:val="24"/>
+          <w:shd w:val="clear" w:color="auto" w:fill="FFFFFF"/>
+        </w:rPr>
+        <w:t xml:space="preserve">the </w:t>
       </w:r>
       <w:r>
         <w:rPr>
@@ -5004,6 +5116,7 @@
         </w:rPr>
         <w:t>index.txt</w:t>
       </w:r>
+      <w:proofErr w:type="gramEnd"/>
       <w:r>
         <w:rPr>
           <w:rStyle w:val="eop"/>
@@ -6006,7 +6119,7 @@
 </file>
 
 <file path=word/numbering.xml><?xml version="1.0" encoding="utf-8"?>
-<w:numbering xmlns:wpc="http://schemas.microsoft.com/office/word/2010/wordprocessingCanvas" xmlns:cx="http://schemas.microsoft.com/office/drawing/2014/chartex" xmlns:cx1="http://schemas.microsoft.com/office/drawing/2015/9/8/chartex" xmlns:cx2="http://schemas.microsoft.com/office/drawing/2015/10/21/chartex" xmlns:cx3="http://schemas.microsoft.com/office/drawing/2016/5/9/chartex" xmlns:cx4="http://schemas.microsoft.com/office/drawing/2016/5/10/chartex" xmlns:cx5="http://schemas.microsoft.com/office/drawing/2016/5/11/chartex" xmlns:cx6="http://schemas.microsoft.com/office/drawing/2016/5/12/chartex" xmlns:cx7="http://schemas.microsoft.com/office/drawing/2016/5/13/chartex" xmlns:cx8="http://schemas.microsoft.com/office/drawing/2016/5/14/chartex" xmlns:mc="http://schemas.openxmlformats.org/markup-compatibility/2006" xmlns:aink="http://schemas.microsoft.com/office/drawing/2016/ink" xmlns:am3d="http://schemas.microsoft.com/office/drawing/2017/model3d" xmlns:o="urn:schemas-microsoft-com:office:office" xmlns:oel="http://schemas.microsoft.com/office/2019/extlst" xmlns:r="http://schemas.openxmlformats.org/officeDocument/2006/relationships" xmlns:m="http://schemas.openxmlformats.org/officeDocument/2006/math" xmlns:v="urn:schemas-microsoft-com:vml" xmlns:wp14="http://schemas.microsoft.com/office/word/2010/wordprocessingDrawing" xmlns:wp="http://schemas.openxmlformats.org/drawingml/2006/wordprocessingDrawing" xmlns:w10="urn:schemas-microsoft-com:office:word" xmlns:w="http://schemas.openxmlformats.org/wordprocessingml/2006/main" xmlns:w14="http://schemas.microsoft.com/office/word/2010/wordml" xmlns:w15="http://schemas.microsoft.com/office/word/2012/wordml" xmlns:w16cex="http://schemas.microsoft.com/office/word/2018/wordml/cex" xmlns:w16cid="http://schemas.microsoft.com/office/word/2016/wordml/cid" xmlns:w16="http://schemas.microsoft.com/office/word/2018/wordml" xmlns:w16du="http://schemas.microsoft.com/office/word/2023/wordml/word16du" xmlns:w16sdtdh="http://schemas.microsoft.com/office/word/2020/wordml/sdtdatahash" xmlns:w16sdtfl="http://schemas.microsoft.com/office/word/2024/wordml/sdtformatlock" xmlns:w16se="http://schemas.microsoft.com/office/word/2015/wordml/symex" xmlns:wpg="http://schemas.microsoft.com/office/word/2010/wordprocessingGroup" xmlns:wpi="http://schemas.microsoft.com/office/word/2010/wordprocessingInk" xmlns:wne="http://schemas.microsoft.com/office/word/2006/wordml" xmlns:wps="http://schemas.microsoft.com/office/word/2010/wordprocessingShape" mc:Ignorable="w14 w15 w16se w16cid w16 w16cex w16sdtdh w16sdtfl w16du wp14">
+<w:numbering xmlns:wpc="http://schemas.microsoft.com/office/word/2010/wordprocessingCanvas" xmlns:cx="http://schemas.microsoft.com/office/drawing/2014/chartex" xmlns:cx1="http://schemas.microsoft.com/office/drawing/2015/9/8/chartex" xmlns:cx2="http://schemas.microsoft.com/office/drawing/2015/10/21/chartex" xmlns:cx3="http://schemas.microsoft.com/office/drawing/2016/5/9/chartex" xmlns:cx4="http://schemas.microsoft.com/office/drawing/2016/5/10/chartex" xmlns:cx5="http://schemas.microsoft.com/office/drawing/2016/5/11/chartex" xmlns:cx6="http://schemas.microsoft.com/office/drawing/2016/5/12/chartex" xmlns:cx7="http://schemas.microsoft.com/office/drawing/2016/5/13/chartex" xmlns:cx8="http://schemas.microsoft.com/office/drawing/2016/5/14/chartex" xmlns:mc="http://schemas.openxmlformats.org/markup-compatibility/2006" xmlns:aink="http://schemas.microsoft.com/office/drawing/2016/ink" xmlns:am3d="http://schemas.microsoft.com/office/drawing/2017/model3d" xmlns:o="urn:schemas-microsoft-com:office:office" xmlns:oel="http://schemas.microsoft.com/office/2019/extlst" xmlns:r="http://schemas.openxmlformats.org/officeDocument/2006/relationships" xmlns:m="http://schemas.openxmlformats.org/officeDocument/2006/math" xmlns:v="urn:schemas-microsoft-com:vml" xmlns:wp14="http://schemas.microsoft.com/office/word/2010/wordprocessingDrawing" xmlns:wp="http://schemas.openxmlformats.org/drawingml/2006/wordprocessingDrawing" xmlns:w10="urn:schemas-microsoft-com:office:word" xmlns:w="http://schemas.openxmlformats.org/wordprocessingml/2006/main" xmlns:w14="http://schemas.microsoft.com/office/word/2010/wordml" xmlns:w15="http://schemas.microsoft.com/office/word/2012/wordml" xmlns:w16cei="http://schemas.microsoft.com/office/word/2026/wordml/cei" xmlns:w16cex="http://schemas.microsoft.com/office/word/2018/wordml/cex" xmlns:w16cid="http://schemas.microsoft.com/office/word/2016/wordml/cid" xmlns:w16="http://schemas.microsoft.com/office/word/2018/wordml" xmlns:w16du="http://schemas.microsoft.com/office/word/2023/wordml/word16du" xmlns:w16sdtdh="http://schemas.microsoft.com/office/word/2020/wordml/sdtdatahash" xmlns:w16sdtfl="http://schemas.microsoft.com/office/word/2024/wordml/sdtformatlock" xmlns:w16se="http://schemas.microsoft.com/office/word/2015/wordml/symex" xmlns:wpg="http://schemas.microsoft.com/office/word/2010/wordprocessingGroup" xmlns:wpi="http://schemas.microsoft.com/office/word/2010/wordprocessingInk" xmlns:wne="http://schemas.microsoft.com/office/word/2006/wordml" xmlns:wps="http://schemas.microsoft.com/office/word/2010/wordprocessingShape" mc:Ignorable="w14 w15 w16se w16cid w16 w16cex w16sdtdh w16sdtfl w16du wp14">
   <w:abstractNum w:abstractNumId="0" w15:restartNumberingAfterBreak="0">
     <w:nsid w:val="1C4D5ACC"/>
     <w:multiLevelType w:val="multilevel"/>
@@ -8655,19 +8768,6 @@
 </file>
 
 <file path=customXml/item2.xml><?xml version="1.0" encoding="utf-8"?>
-<p:properties xmlns:p="http://schemas.microsoft.com/office/2006/metadata/properties" xmlns:xsi="http://www.w3.org/2001/XMLSchema-instance" xmlns:pc="http://schemas.microsoft.com/office/infopath/2007/PartnerControls">
-  <documentManagement>
-    <_Flow_SignoffStatus xmlns="461d6144-fa1a-4092-829f-c84f3e3efa94" xsi:nil="true"/>
-    <lcf76f155ced4ddcb4097134ff3c332f xmlns="461d6144-fa1a-4092-829f-c84f3e3efa94">
-      <Terms xmlns="http://schemas.microsoft.com/office/infopath/2007/PartnerControls"/>
-    </lcf76f155ced4ddcb4097134ff3c332f>
-    <RelatedId xmlns="461d6144-fa1a-4092-829f-c84f3e3efa94" xsi:nil="true"/>
-    <TaxCatchAll xmlns="236ee7c7-7e1f-44c3-af88-3b258280f106" xsi:nil="true"/>
-  </documentManagement>
-</p:properties>
-</file>
-
-<file path=customXml/item3.xml><?xml version="1.0" encoding="utf-8"?>
 <ct:contentTypeSchema xmlns:ct="http://schemas.microsoft.com/office/2006/metadata/contentType" xmlns:ma="http://schemas.microsoft.com/office/2006/metadata/properties/metaAttributes" ct:_="" ma:_="" ma:contentTypeName="Document" ma:contentTypeID="0x010100E37ED77BF1302443902AB0076FD5905A" ma:contentTypeVersion="20" ma:contentTypeDescription="Create a new document." ma:contentTypeScope="" ma:versionID="699c7d28d44cfd5f8e473877d2819393">
   <xsd:schema xmlns:xsd="http://www.w3.org/2001/XMLSchema" xmlns:xs="http://www.w3.org/2001/XMLSchema" xmlns:p="http://schemas.microsoft.com/office/2006/metadata/properties" xmlns:ns2="461d6144-fa1a-4092-829f-c84f3e3efa94" xmlns:ns3="236ee7c7-7e1f-44c3-af88-3b258280f106" targetNamespace="http://schemas.microsoft.com/office/2006/metadata/properties" ma:root="true" ma:fieldsID="f2a7211883085b086ebf453557c17dce" ns2:_="" ns3:_="">
     <xsd:import namespace="461d6144-fa1a-4092-829f-c84f3e3efa94"/>
@@ -8930,6 +9030,19 @@
 </ct:contentTypeSchema>
 </file>
 
+<file path=customXml/item3.xml><?xml version="1.0" encoding="utf-8"?>
+<p:properties xmlns:p="http://schemas.microsoft.com/office/2006/metadata/properties" xmlns:xsi="http://www.w3.org/2001/XMLSchema-instance" xmlns:pc="http://schemas.microsoft.com/office/infopath/2007/PartnerControls">
+  <documentManagement>
+    <_Flow_SignoffStatus xmlns="461d6144-fa1a-4092-829f-c84f3e3efa94" xsi:nil="true"/>
+    <lcf76f155ced4ddcb4097134ff3c332f xmlns="461d6144-fa1a-4092-829f-c84f3e3efa94">
+      <Terms xmlns="http://schemas.microsoft.com/office/infopath/2007/PartnerControls"/>
+    </lcf76f155ced4ddcb4097134ff3c332f>
+    <RelatedId xmlns="461d6144-fa1a-4092-829f-c84f3e3efa94" xsi:nil="true"/>
+    <TaxCatchAll xmlns="236ee7c7-7e1f-44c3-af88-3b258280f106" xsi:nil="true"/>
+  </documentManagement>
+</p:properties>
+</file>
+
 <file path=customXml/itemProps1.xml><?xml version="1.0" encoding="utf-8"?>
 <ds:datastoreItem xmlns:ds="http://schemas.openxmlformats.org/officeDocument/2006/customXml" ds:itemID="{4510E643-6E35-40D3-979C-0ED45C2F3DD4}">
   <ds:schemaRefs>
@@ -8939,17 +9052,6 @@
 </file>
 
 <file path=customXml/itemProps2.xml><?xml version="1.0" encoding="utf-8"?>
-<ds:datastoreItem xmlns:ds="http://schemas.openxmlformats.org/officeDocument/2006/customXml" ds:itemID="{185DE897-CEFC-454A-A871-18F7E01EE6B6}">
-  <ds:schemaRefs>
-    <ds:schemaRef ds:uri="http://schemas.microsoft.com/office/2006/metadata/properties"/>
-    <ds:schemaRef ds:uri="http://schemas.microsoft.com/office/infopath/2007/PartnerControls"/>
-    <ds:schemaRef ds:uri="461d6144-fa1a-4092-829f-c84f3e3efa94"/>
-    <ds:schemaRef ds:uri="236ee7c7-7e1f-44c3-af88-3b258280f106"/>
-  </ds:schemaRefs>
-</ds:datastoreItem>
-</file>
-
-<file path=customXml/itemProps3.xml><?xml version="1.0" encoding="utf-8"?>
 <ds:datastoreItem xmlns:ds="http://schemas.openxmlformats.org/officeDocument/2006/customXml" ds:itemID="{6B5C0083-1BD8-4DAC-8E11-66058B72C679}">
   <ds:schemaRefs>
     <ds:schemaRef ds:uri="http://schemas.microsoft.com/office/2006/metadata/contentType"/>
@@ -8966,4 +9068,15 @@
     <ds:schemaRef ds:uri="http://schemas.microsoft.com/internal/obd"/>
   </ds:schemaRefs>
 </ds:datastoreItem>
+</file>
+
+<file path=customXml/itemProps3.xml><?xml version="1.0" encoding="utf-8"?>
+<ds:datastoreItem xmlns:ds="http://schemas.openxmlformats.org/officeDocument/2006/customXml" ds:itemID="{185DE897-CEFC-454A-A871-18F7E01EE6B6}">
+  <ds:schemaRefs>
+    <ds:schemaRef ds:uri="http://schemas.microsoft.com/office/2006/metadata/properties"/>
+    <ds:schemaRef ds:uri="http://schemas.microsoft.com/office/infopath/2007/PartnerControls"/>
+    <ds:schemaRef ds:uri="461d6144-fa1a-4092-829f-c84f3e3efa94"/>
+    <ds:schemaRef ds:uri="236ee7c7-7e1f-44c3-af88-3b258280f106"/>
+  </ds:schemaRefs>
+</ds:datastoreItem>
 </file>